--- a/manuscript/submission/Cover_Letter_JCBC.docx
+++ b/manuscript/submission/Cover_Letter_JCBC.docx
@@ -45,7 +45,7 @@
       </w:pPr>
       <w:r>
         <w:rPr/>
-        <w:t>27 September 2026</w:t>
+        <w:t>29 September 2026</w:t>
       </w:r>
     </w:p>
     <w:p>
@@ -145,7 +145,7 @@
       </w:pPr>
       <w:r>
         <w:rPr/>
-        <w:t>Earlier versions of the four case studies and a methods description based on them were deposited on Zenodo before the audit; the manuscript states what changed. The rebuilt case studies are being prepared for submission to the Journal of Molecular Modeling as separate papers; this manuscript does not report their results beyond what is needed to document the failure modes. The scripts that extract every number and figure are openly available. The manuscript has not been published and is not under consideration elsewhere. The author declares no competing interests.</w:t>
+        <w:t>Earlier versions of the four case studies and a methods description based on them were deposited on Zenodo before the audit; the manuscript states what changed. The rebuilt case studies are separate papers: two are being submitted at the same time as this manuscript (to the Journal of Molecular Modeling and to Structural Chemistry), and the other two will follow; this manuscript does not report their results beyond what is needed to document the failure modes. The scripts that extract every number and figure are openly available. The manuscript has not been published and is not under consideration elsewhere. The author declares no competing interests.</w:t>
       </w:r>
     </w:p>
     <w:p>
